--- a/e3/reading/docs/wk05-fruit-vocabulary-alphabetical-order-worksheet.docx
+++ b/e3/reading/docs/wk05-fruit-vocabulary-alphabetical-order-worksheet.docx
@@ -1759,214 +1759,6 @@
     </w:p>
     <w:bookmarkEnd w:id="24"/>
     <w:bookmarkStart w:id="25" w:name="answers-teacher-copy"/>
-    <w:p>
-      <w:pPr>
-        <w:pStyle w:val="Heading2"/>
-      </w:pPr>
-      <w:r>
-        <w:t xml:space="preserve">Answers (teacher copy)</w:t>
-      </w:r>
-    </w:p>
-    <w:p>
-      <w:pPr>
-        <w:pStyle w:val="FirstParagraph"/>
-      </w:pPr>
-      <w:r>
-        <w:rPr>
-          <w:bCs/>
-          <w:b/>
-        </w:rPr>
-        <w:t xml:space="preserve">Task 1</w:t>
-      </w:r>
-      <w:r>
-        <w:t xml:space="preserve"> </w:t>
-      </w:r>
-      <w:r>
-        <w:t xml:space="preserve">(in table order): watermelon, mango, banana, apple, orange, strawberry, grapes, pineapple, lemon, avocado, pear, coconut</w:t>
-      </w:r>
-    </w:p>
-    <w:p>
-      <w:pPr>
-        <w:pStyle w:val="BodyText"/>
-      </w:pPr>
-      <w:r>
-        <w:rPr>
-          <w:bCs/>
-          <w:b/>
-        </w:rPr>
-        <w:t xml:space="preserve">Task 2</w:t>
-      </w:r>
-    </w:p>
-    <w:p>
-      <w:pPr>
-        <w:numPr>
-          <w:ilvl w:val="0"/>
-          <w:numId w:val="1002"/>
-        </w:numPr>
-        <w:pStyle w:val="Compact"/>
-      </w:pPr>
-      <w:r>
-        <w:t xml:space="preserve">apple, avocado, banana, coconut, grapes, lemon, mango, orange, pear, pineapple, strawberry, watermelon</w:t>
-      </w:r>
-    </w:p>
-    <w:p>
-      <w:pPr>
-        <w:numPr>
-          <w:ilvl w:val="0"/>
-          <w:numId w:val="1002"/>
-        </w:numPr>
-        <w:pStyle w:val="Compact"/>
-      </w:pPr>
-      <w:r>
-        <w:t xml:space="preserve">apple; watermelon</w:t>
-      </w:r>
-    </w:p>
-    <w:p>
-      <w:pPr>
-        <w:numPr>
-          <w:ilvl w:val="0"/>
-          <w:numId w:val="1002"/>
-        </w:numPr>
-        <w:pStyle w:val="Compact"/>
-      </w:pPr>
-      <w:r>
-        <w:t xml:space="preserve">mango</w:t>
-      </w:r>
-    </w:p>
-    <w:p>
-      <w:pPr>
-        <w:numPr>
-          <w:ilvl w:val="0"/>
-          <w:numId w:val="1002"/>
-        </w:numPr>
-        <w:pStyle w:val="Compact"/>
-      </w:pPr>
-      <w:r>
-        <w:t xml:space="preserve">avocado</w:t>
-      </w:r>
-    </w:p>
-    <w:p>
-      <w:pPr>
-        <w:numPr>
-          <w:ilvl w:val="0"/>
-          <w:numId w:val="1002"/>
-        </w:numPr>
-        <w:pStyle w:val="Compact"/>
-      </w:pPr>
-      <w:r>
-        <w:t xml:space="preserve">lemon</w:t>
-      </w:r>
-    </w:p>
-    <w:p>
-      <w:pPr>
-        <w:numPr>
-          <w:ilvl w:val="0"/>
-          <w:numId w:val="1002"/>
-        </w:numPr>
-        <w:pStyle w:val="Compact"/>
-      </w:pPr>
-      <w:r>
-        <w:t xml:space="preserve">True</w:t>
-      </w:r>
-    </w:p>
-    <w:p>
-      <w:pPr>
-        <w:numPr>
-          <w:ilvl w:val="0"/>
-          <w:numId w:val="1002"/>
-        </w:numPr>
-        <w:pStyle w:val="Compact"/>
-      </w:pPr>
-      <w:r>
-        <w:t xml:space="preserve">B</w:t>
-      </w:r>
-    </w:p>
-    <w:p>
-      <w:pPr>
-        <w:numPr>
-          <w:ilvl w:val="0"/>
-          <w:numId w:val="1002"/>
-        </w:numPr>
-        <w:pStyle w:val="Compact"/>
-      </w:pPr>
-      <w:r>
-        <w:t xml:space="preserve">grapes and lemon</w:t>
-      </w:r>
-    </w:p>
-    <w:p>
-      <w:pPr>
-        <w:numPr>
-          <w:ilvl w:val="0"/>
-          <w:numId w:val="1002"/>
-        </w:numPr>
-        <w:pStyle w:val="Compact"/>
-      </w:pPr>
-      <w:r>
-        <w:t xml:space="preserve">orange</w:t>
-      </w:r>
-    </w:p>
-    <w:p>
-      <w:pPr>
-        <w:numPr>
-          <w:ilvl w:val="0"/>
-          <w:numId w:val="1002"/>
-        </w:numPr>
-        <w:pStyle w:val="Compact"/>
-      </w:pPr>
-      <w:r>
-        <w:t xml:space="preserve">orange</w:t>
-      </w:r>
-    </w:p>
-    <w:p>
-      <w:pPr>
-        <w:numPr>
-          <w:ilvl w:val="0"/>
-          <w:numId w:val="1002"/>
-        </w:numPr>
-        <w:pStyle w:val="Compact"/>
-      </w:pPr>
-      <w:r>
-        <w:t xml:space="preserve">peach, pear, pineapple, plum; third is pineapple</w:t>
-      </w:r>
-    </w:p>
-    <w:p>
-      <w:pPr>
-        <w:numPr>
-          <w:ilvl w:val="0"/>
-          <w:numId w:val="1002"/>
-        </w:numPr>
-        <w:pStyle w:val="Compact"/>
-      </w:pPr>
-      <w:r>
-        <w:t xml:space="preserve">B</w:t>
-      </w:r>
-    </w:p>
-    <w:p>
-      <w:pPr>
-        <w:numPr>
-          <w:ilvl w:val="0"/>
-          <w:numId w:val="1002"/>
-        </w:numPr>
-        <w:pStyle w:val="Compact"/>
-      </w:pPr>
-      <w:r>
-        <w:t xml:space="preserve">lemon and grapes</w:t>
-      </w:r>
-    </w:p>
-    <w:p>
-      <w:pPr>
-        <w:numPr>
-          <w:ilvl w:val="0"/>
-          <w:numId w:val="1002"/>
-        </w:numPr>
-        <w:pStyle w:val="Compact"/>
-      </w:pPr>
-      <w:r>
-        <w:t xml:space="preserve">watermelon (or any correct answer, e.g. tomato)</w:t>
-      </w:r>
-    </w:p>
-    <w:bookmarkEnd w:id="25"/>
-    <w:bookmarkEnd w:id="26"/>
     <w:sectPr>
       <w:pgSz w:h="16838" w:w="11906"/>
       <w:pgMar w:bottom="1020" w:left="1020" w:right="1020" w:top="1020"/>

--- a/e3/reading/docs/wk05-fruit-vocabulary-alphabetical-order-worksheet.docx
+++ b/e3/reading/docs/wk05-fruit-vocabulary-alphabetical-order-worksheet.docx
@@ -5,6 +5,8 @@
     <w:p>
       <w:pPr>
         <w:pStyle w:val="FirstParagraph"/>
+        <w:keepNext/>
+        <w:spacing w:before="0" w:after="60" w:line="240" w:lineRule="auto"/>
       </w:pPr>
       <w:r>
         <w:drawing>
@@ -53,6 +55,8 @@
     <w:p>
       <w:pPr>
         <w:pStyle w:val="Heading1"/>
+        <w:keepNext/>
+        <w:spacing w:before="120" w:after="40" w:line="240" w:lineRule="auto"/>
       </w:pPr>
       <w:r>
         <w:t xml:space="preserve">Fruit worksheet</w:t>
@@ -61,6 +65,8 @@
     <w:p>
       <w:pPr>
         <w:pStyle w:val="FirstParagraph"/>
+        <w:keepNext/>
+        <w:spacing w:before="0" w:after="60" w:line="240" w:lineRule="auto"/>
       </w:pPr>
       <w:r>
         <w:t xml:space="preserve">Oct 7, 2026 ·</w:t>
@@ -75,6 +81,8 @@
     <w:p>
       <w:pPr>
         <w:pStyle w:val="BodyText"/>
+        <w:keepNext/>
+        <w:spacing w:before="0" w:after="60" w:line="240" w:lineRule="auto"/>
       </w:pPr>
       <w:r>
         <w:t xml:space="preserve">Name: ______________________ Date: ______________</w:t>
@@ -84,6 +92,8 @@
     <w:p>
       <w:pPr>
         <w:pStyle w:val="Heading2"/>
+        <w:keepNext/>
+        <w:spacing w:before="840" w:after="40" w:line="240" w:lineRule="auto"/>
       </w:pPr>
       <w:r>
         <w:t xml:space="preserve">Task 1: Which fruit is it?</w:t>
@@ -92,6 +102,8 @@
     <w:p>
       <w:pPr>
         <w:pStyle w:val="FirstParagraph"/>
+        <w:keepNext/>
+        <w:spacing w:before="0" w:after="60" w:line="240" w:lineRule="auto"/>
       </w:pPr>
       <w:r>
         <w:t xml:space="preserve">Read the information. Write the name of the fruit in the first column. Use the words in the box.</w:t>
@@ -100,6 +112,8 @@
     <w:p>
       <w:pPr>
         <w:pStyle w:val="BodyText"/>
+        <w:keepNext/>
+        <w:spacing w:before="0" w:after="60" w:line="240" w:lineRule="auto"/>
       </w:pPr>
       <w:r>
         <w:rPr>
@@ -146,6 +160,8 @@
           <w:p>
             <w:pPr>
               <w:pStyle w:val="Compact"/>
+              <w:keepNext/>
+              <w:spacing w:before="0" w:after="60" w:line="240" w:lineRule="auto"/>
               <w:jc w:val="left"/>
             </w:pPr>
             <w:r>
@@ -158,6 +174,8 @@
           <w:p>
             <w:pPr>
               <w:pStyle w:val="Compact"/>
+              <w:keepNext/>
+              <w:spacing w:before="0" w:after="60" w:line="240" w:lineRule="auto"/>
               <w:jc w:val="left"/>
             </w:pPr>
             <w:r>
@@ -170,6 +188,8 @@
           <w:p>
             <w:pPr>
               <w:pStyle w:val="Compact"/>
+              <w:keepNext/>
+              <w:spacing w:before="0" w:after="60" w:line="240" w:lineRule="auto"/>
               <w:jc w:val="left"/>
             </w:pPr>
             <w:r>
@@ -182,6 +202,8 @@
           <w:p>
             <w:pPr>
               <w:pStyle w:val="Compact"/>
+              <w:keepNext/>
+              <w:spacing w:before="0" w:after="60" w:line="240" w:lineRule="auto"/>
               <w:jc w:val="left"/>
             </w:pPr>
             <w:r>
@@ -194,6 +216,8 @@
           <w:p>
             <w:pPr>
               <w:pStyle w:val="Compact"/>
+              <w:keepNext/>
+              <w:spacing w:before="0" w:after="60" w:line="240" w:lineRule="auto"/>
               <w:jc w:val="left"/>
             </w:pPr>
             <w:r>
@@ -208,14 +232,18 @@
           <w:p>
             <w:pPr>
               <w:pStyle w:val="Compact"/>
-            </w:pPr>
-          </w:p>
-        </w:tc>
-        <w:tc>
-          <w:tcPr/>
-          <w:p>
-            <w:pPr>
-              <w:pStyle w:val="Compact"/>
+              <w:keepNext/>
+              <w:spacing w:before="0" w:after="60" w:line="240" w:lineRule="auto"/>
+            </w:pPr>
+          </w:p>
+        </w:tc>
+        <w:tc>
+          <w:tcPr/>
+          <w:p>
+            <w:pPr>
+              <w:pStyle w:val="Compact"/>
+              <w:keepNext/>
+              <w:spacing w:before="0" w:after="60" w:line="240" w:lineRule="auto"/>
               <w:jc w:val="left"/>
             </w:pPr>
             <w:r>
@@ -228,6 +256,8 @@
           <w:p>
             <w:pPr>
               <w:pStyle w:val="Compact"/>
+              <w:keepNext/>
+              <w:spacing w:before="0" w:after="60" w:line="240" w:lineRule="auto"/>
               <w:jc w:val="left"/>
             </w:pPr>
             <w:r>
@@ -240,6 +270,8 @@
           <w:p>
             <w:pPr>
               <w:pStyle w:val="Compact"/>
+              <w:keepNext/>
+              <w:spacing w:before="0" w:after="60" w:line="240" w:lineRule="auto"/>
               <w:jc w:val="left"/>
             </w:pPr>
             <w:r>
@@ -252,6 +284,8 @@
           <w:p>
             <w:pPr>
               <w:pStyle w:val="Compact"/>
+              <w:keepNext/>
+              <w:spacing w:before="0" w:after="60" w:line="240" w:lineRule="auto"/>
               <w:jc w:val="left"/>
             </w:pPr>
             <w:r>
@@ -266,14 +300,18 @@
           <w:p>
             <w:pPr>
               <w:pStyle w:val="Compact"/>
-            </w:pPr>
-          </w:p>
-        </w:tc>
-        <w:tc>
-          <w:tcPr/>
-          <w:p>
-            <w:pPr>
-              <w:pStyle w:val="Compact"/>
+              <w:keepNext/>
+              <w:spacing w:before="0" w:after="60" w:line="240" w:lineRule="auto"/>
+            </w:pPr>
+          </w:p>
+        </w:tc>
+        <w:tc>
+          <w:tcPr/>
+          <w:p>
+            <w:pPr>
+              <w:pStyle w:val="Compact"/>
+              <w:keepNext/>
+              <w:spacing w:before="0" w:after="60" w:line="240" w:lineRule="auto"/>
               <w:jc w:val="left"/>
             </w:pPr>
             <w:r>
@@ -286,6 +324,8 @@
           <w:p>
             <w:pPr>
               <w:pStyle w:val="Compact"/>
+              <w:keepNext/>
+              <w:spacing w:before="0" w:after="60" w:line="240" w:lineRule="auto"/>
               <w:jc w:val="left"/>
             </w:pPr>
             <w:r>
@@ -298,6 +338,8 @@
           <w:p>
             <w:pPr>
               <w:pStyle w:val="Compact"/>
+              <w:keepNext/>
+              <w:spacing w:before="0" w:after="60" w:line="240" w:lineRule="auto"/>
               <w:jc w:val="left"/>
             </w:pPr>
             <w:r>
@@ -310,6 +352,8 @@
           <w:p>
             <w:pPr>
               <w:pStyle w:val="Compact"/>
+              <w:keepNext/>
+              <w:spacing w:before="0" w:after="60" w:line="240" w:lineRule="auto"/>
               <w:jc w:val="left"/>
             </w:pPr>
             <w:r>
@@ -324,14 +368,18 @@
           <w:p>
             <w:pPr>
               <w:pStyle w:val="Compact"/>
-            </w:pPr>
-          </w:p>
-        </w:tc>
-        <w:tc>
-          <w:tcPr/>
-          <w:p>
-            <w:pPr>
-              <w:pStyle w:val="Compact"/>
+              <w:keepNext/>
+              <w:spacing w:before="0" w:after="60" w:line="240" w:lineRule="auto"/>
+            </w:pPr>
+          </w:p>
+        </w:tc>
+        <w:tc>
+          <w:tcPr/>
+          <w:p>
+            <w:pPr>
+              <w:pStyle w:val="Compact"/>
+              <w:keepNext/>
+              <w:spacing w:before="0" w:after="60" w:line="240" w:lineRule="auto"/>
               <w:jc w:val="left"/>
             </w:pPr>
             <w:r>
@@ -344,6 +392,8 @@
           <w:p>
             <w:pPr>
               <w:pStyle w:val="Compact"/>
+              <w:keepNext/>
+              <w:spacing w:before="0" w:after="60" w:line="240" w:lineRule="auto"/>
               <w:jc w:val="left"/>
             </w:pPr>
             <w:r>
@@ -356,6 +406,8 @@
           <w:p>
             <w:pPr>
               <w:pStyle w:val="Compact"/>
+              <w:keepNext/>
+              <w:spacing w:before="0" w:after="60" w:line="240" w:lineRule="auto"/>
               <w:jc w:val="left"/>
             </w:pPr>
             <w:r>
@@ -368,6 +420,8 @@
           <w:p>
             <w:pPr>
               <w:pStyle w:val="Compact"/>
+              <w:keepNext/>
+              <w:spacing w:before="0" w:after="60" w:line="240" w:lineRule="auto"/>
               <w:jc w:val="left"/>
             </w:pPr>
             <w:r>
@@ -382,14 +436,18 @@
           <w:p>
             <w:pPr>
               <w:pStyle w:val="Compact"/>
-            </w:pPr>
-          </w:p>
-        </w:tc>
-        <w:tc>
-          <w:tcPr/>
-          <w:p>
-            <w:pPr>
-              <w:pStyle w:val="Compact"/>
+              <w:keepNext/>
+              <w:spacing w:before="0" w:after="60" w:line="240" w:lineRule="auto"/>
+            </w:pPr>
+          </w:p>
+        </w:tc>
+        <w:tc>
+          <w:tcPr/>
+          <w:p>
+            <w:pPr>
+              <w:pStyle w:val="Compact"/>
+              <w:keepNext/>
+              <w:spacing w:before="0" w:after="60" w:line="240" w:lineRule="auto"/>
               <w:jc w:val="left"/>
             </w:pPr>
             <w:r>
@@ -402,6 +460,8 @@
           <w:p>
             <w:pPr>
               <w:pStyle w:val="Compact"/>
+              <w:keepNext/>
+              <w:spacing w:before="0" w:after="60" w:line="240" w:lineRule="auto"/>
               <w:jc w:val="left"/>
             </w:pPr>
             <w:r>
@@ -414,6 +474,8 @@
           <w:p>
             <w:pPr>
               <w:pStyle w:val="Compact"/>
+              <w:keepNext/>
+              <w:spacing w:before="0" w:after="60" w:line="240" w:lineRule="auto"/>
               <w:jc w:val="left"/>
             </w:pPr>
             <w:r>
@@ -426,6 +488,8 @@
           <w:p>
             <w:pPr>
               <w:pStyle w:val="Compact"/>
+              <w:keepNext/>
+              <w:spacing w:before="0" w:after="60" w:line="240" w:lineRule="auto"/>
               <w:jc w:val="left"/>
             </w:pPr>
             <w:r>
@@ -440,14 +504,18 @@
           <w:p>
             <w:pPr>
               <w:pStyle w:val="Compact"/>
-            </w:pPr>
-          </w:p>
-        </w:tc>
-        <w:tc>
-          <w:tcPr/>
-          <w:p>
-            <w:pPr>
-              <w:pStyle w:val="Compact"/>
+              <w:keepNext/>
+              <w:spacing w:before="0" w:after="60" w:line="240" w:lineRule="auto"/>
+            </w:pPr>
+          </w:p>
+        </w:tc>
+        <w:tc>
+          <w:tcPr/>
+          <w:p>
+            <w:pPr>
+              <w:pStyle w:val="Compact"/>
+              <w:keepNext/>
+              <w:spacing w:before="0" w:after="60" w:line="240" w:lineRule="auto"/>
               <w:jc w:val="left"/>
             </w:pPr>
             <w:r>
@@ -460,6 +528,8 @@
           <w:p>
             <w:pPr>
               <w:pStyle w:val="Compact"/>
+              <w:keepNext/>
+              <w:spacing w:before="0" w:after="60" w:line="240" w:lineRule="auto"/>
               <w:jc w:val="left"/>
             </w:pPr>
             <w:r>
@@ -472,6 +542,8 @@
           <w:p>
             <w:pPr>
               <w:pStyle w:val="Compact"/>
+              <w:keepNext/>
+              <w:spacing w:before="0" w:after="60" w:line="240" w:lineRule="auto"/>
               <w:jc w:val="left"/>
             </w:pPr>
             <w:r>
@@ -484,6 +556,8 @@
           <w:p>
             <w:pPr>
               <w:pStyle w:val="Compact"/>
+              <w:keepNext/>
+              <w:spacing w:before="0" w:after="60" w:line="240" w:lineRule="auto"/>
               <w:jc w:val="left"/>
             </w:pPr>
             <w:r>
@@ -498,14 +572,18 @@
           <w:p>
             <w:pPr>
               <w:pStyle w:val="Compact"/>
-            </w:pPr>
-          </w:p>
-        </w:tc>
-        <w:tc>
-          <w:tcPr/>
-          <w:p>
-            <w:pPr>
-              <w:pStyle w:val="Compact"/>
+              <w:keepNext/>
+              <w:spacing w:before="0" w:after="60" w:line="240" w:lineRule="auto"/>
+            </w:pPr>
+          </w:p>
+        </w:tc>
+        <w:tc>
+          <w:tcPr/>
+          <w:p>
+            <w:pPr>
+              <w:pStyle w:val="Compact"/>
+              <w:keepNext/>
+              <w:spacing w:before="0" w:after="60" w:line="240" w:lineRule="auto"/>
               <w:jc w:val="left"/>
             </w:pPr>
             <w:r>
@@ -518,6 +596,8 @@
           <w:p>
             <w:pPr>
               <w:pStyle w:val="Compact"/>
+              <w:keepNext/>
+              <w:spacing w:before="0" w:after="60" w:line="240" w:lineRule="auto"/>
               <w:jc w:val="left"/>
             </w:pPr>
             <w:r>
@@ -530,6 +610,8 @@
           <w:p>
             <w:pPr>
               <w:pStyle w:val="Compact"/>
+              <w:keepNext/>
+              <w:spacing w:before="0" w:after="60" w:line="240" w:lineRule="auto"/>
               <w:jc w:val="left"/>
             </w:pPr>
             <w:r>
@@ -542,6 +624,8 @@
           <w:p>
             <w:pPr>
               <w:pStyle w:val="Compact"/>
+              <w:keepNext/>
+              <w:spacing w:before="0" w:after="60" w:line="240" w:lineRule="auto"/>
               <w:jc w:val="left"/>
             </w:pPr>
             <w:r>
@@ -556,14 +640,18 @@
           <w:p>
             <w:pPr>
               <w:pStyle w:val="Compact"/>
-            </w:pPr>
-          </w:p>
-        </w:tc>
-        <w:tc>
-          <w:tcPr/>
-          <w:p>
-            <w:pPr>
-              <w:pStyle w:val="Compact"/>
+              <w:keepNext/>
+              <w:spacing w:before="0" w:after="60" w:line="240" w:lineRule="auto"/>
+            </w:pPr>
+          </w:p>
+        </w:tc>
+        <w:tc>
+          <w:tcPr/>
+          <w:p>
+            <w:pPr>
+              <w:pStyle w:val="Compact"/>
+              <w:keepNext/>
+              <w:spacing w:before="0" w:after="60" w:line="240" w:lineRule="auto"/>
               <w:jc w:val="left"/>
             </w:pPr>
             <w:r>
@@ -576,6 +664,8 @@
           <w:p>
             <w:pPr>
               <w:pStyle w:val="Compact"/>
+              <w:keepNext/>
+              <w:spacing w:before="0" w:after="60" w:line="240" w:lineRule="auto"/>
               <w:jc w:val="left"/>
             </w:pPr>
             <w:r>
@@ -588,6 +678,8 @@
           <w:p>
             <w:pPr>
               <w:pStyle w:val="Compact"/>
+              <w:keepNext/>
+              <w:spacing w:before="0" w:after="60" w:line="240" w:lineRule="auto"/>
               <w:jc w:val="left"/>
             </w:pPr>
             <w:r>
@@ -600,6 +692,8 @@
           <w:p>
             <w:pPr>
               <w:pStyle w:val="Compact"/>
+              <w:keepNext/>
+              <w:spacing w:before="0" w:after="60" w:line="240" w:lineRule="auto"/>
               <w:jc w:val="left"/>
             </w:pPr>
             <w:r>
@@ -614,14 +708,18 @@
           <w:p>
             <w:pPr>
               <w:pStyle w:val="Compact"/>
-            </w:pPr>
-          </w:p>
-        </w:tc>
-        <w:tc>
-          <w:tcPr/>
-          <w:p>
-            <w:pPr>
-              <w:pStyle w:val="Compact"/>
+              <w:keepNext/>
+              <w:spacing w:before="0" w:after="60" w:line="240" w:lineRule="auto"/>
+            </w:pPr>
+          </w:p>
+        </w:tc>
+        <w:tc>
+          <w:tcPr/>
+          <w:p>
+            <w:pPr>
+              <w:pStyle w:val="Compact"/>
+              <w:keepNext/>
+              <w:spacing w:before="0" w:after="60" w:line="240" w:lineRule="auto"/>
               <w:jc w:val="left"/>
             </w:pPr>
             <w:r>
@@ -634,6 +732,8 @@
           <w:p>
             <w:pPr>
               <w:pStyle w:val="Compact"/>
+              <w:keepNext/>
+              <w:spacing w:before="0" w:after="60" w:line="240" w:lineRule="auto"/>
               <w:jc w:val="left"/>
             </w:pPr>
             <w:r>
@@ -646,6 +746,8 @@
           <w:p>
             <w:pPr>
               <w:pStyle w:val="Compact"/>
+              <w:keepNext/>
+              <w:spacing w:before="0" w:after="60" w:line="240" w:lineRule="auto"/>
               <w:jc w:val="left"/>
             </w:pPr>
             <w:r>
@@ -658,6 +760,8 @@
           <w:p>
             <w:pPr>
               <w:pStyle w:val="Compact"/>
+              <w:keepNext/>
+              <w:spacing w:before="0" w:after="60" w:line="240" w:lineRule="auto"/>
               <w:jc w:val="left"/>
             </w:pPr>
             <w:r>
@@ -672,14 +776,18 @@
           <w:p>
             <w:pPr>
               <w:pStyle w:val="Compact"/>
-            </w:pPr>
-          </w:p>
-        </w:tc>
-        <w:tc>
-          <w:tcPr/>
-          <w:p>
-            <w:pPr>
-              <w:pStyle w:val="Compact"/>
+              <w:keepNext/>
+              <w:spacing w:before="0" w:after="60" w:line="240" w:lineRule="auto"/>
+            </w:pPr>
+          </w:p>
+        </w:tc>
+        <w:tc>
+          <w:tcPr/>
+          <w:p>
+            <w:pPr>
+              <w:pStyle w:val="Compact"/>
+              <w:keepNext/>
+              <w:spacing w:before="0" w:after="60" w:line="240" w:lineRule="auto"/>
               <w:jc w:val="left"/>
             </w:pPr>
             <w:r>
@@ -692,6 +800,8 @@
           <w:p>
             <w:pPr>
               <w:pStyle w:val="Compact"/>
+              <w:keepNext/>
+              <w:spacing w:before="0" w:after="60" w:line="240" w:lineRule="auto"/>
               <w:jc w:val="left"/>
             </w:pPr>
             <w:r>
@@ -704,6 +814,8 @@
           <w:p>
             <w:pPr>
               <w:pStyle w:val="Compact"/>
+              <w:keepNext/>
+              <w:spacing w:before="0" w:after="60" w:line="240" w:lineRule="auto"/>
               <w:jc w:val="left"/>
             </w:pPr>
             <w:r>
@@ -716,6 +828,8 @@
           <w:p>
             <w:pPr>
               <w:pStyle w:val="Compact"/>
+              <w:keepNext/>
+              <w:spacing w:before="0" w:after="60" w:line="240" w:lineRule="auto"/>
               <w:jc w:val="left"/>
             </w:pPr>
             <w:r>
@@ -730,14 +844,18 @@
           <w:p>
             <w:pPr>
               <w:pStyle w:val="Compact"/>
-            </w:pPr>
-          </w:p>
-        </w:tc>
-        <w:tc>
-          <w:tcPr/>
-          <w:p>
-            <w:pPr>
-              <w:pStyle w:val="Compact"/>
+              <w:keepNext/>
+              <w:spacing w:before="0" w:after="60" w:line="240" w:lineRule="auto"/>
+            </w:pPr>
+          </w:p>
+        </w:tc>
+        <w:tc>
+          <w:tcPr/>
+          <w:p>
+            <w:pPr>
+              <w:pStyle w:val="Compact"/>
+              <w:keepNext/>
+              <w:spacing w:before="0" w:after="60" w:line="240" w:lineRule="auto"/>
               <w:jc w:val="left"/>
             </w:pPr>
             <w:r>
@@ -750,6 +868,8 @@
           <w:p>
             <w:pPr>
               <w:pStyle w:val="Compact"/>
+              <w:keepNext/>
+              <w:spacing w:before="0" w:after="60" w:line="240" w:lineRule="auto"/>
               <w:jc w:val="left"/>
             </w:pPr>
             <w:r>
@@ -762,6 +882,8 @@
           <w:p>
             <w:pPr>
               <w:pStyle w:val="Compact"/>
+              <w:keepNext/>
+              <w:spacing w:before="0" w:after="60" w:line="240" w:lineRule="auto"/>
               <w:jc w:val="left"/>
             </w:pPr>
             <w:r>
@@ -774,6 +896,8 @@
           <w:p>
             <w:pPr>
               <w:pStyle w:val="Compact"/>
+              <w:keepNext/>
+              <w:spacing w:before="0" w:after="60" w:line="240" w:lineRule="auto"/>
               <w:jc w:val="left"/>
             </w:pPr>
             <w:r>
@@ -788,14 +912,18 @@
           <w:p>
             <w:pPr>
               <w:pStyle w:val="Compact"/>
-            </w:pPr>
-          </w:p>
-        </w:tc>
-        <w:tc>
-          <w:tcPr/>
-          <w:p>
-            <w:pPr>
-              <w:pStyle w:val="Compact"/>
+              <w:keepNext/>
+              <w:spacing w:before="0" w:after="60" w:line="240" w:lineRule="auto"/>
+            </w:pPr>
+          </w:p>
+        </w:tc>
+        <w:tc>
+          <w:tcPr/>
+          <w:p>
+            <w:pPr>
+              <w:pStyle w:val="Compact"/>
+              <w:keepNext/>
+              <w:spacing w:before="0" w:after="60" w:line="240" w:lineRule="auto"/>
               <w:jc w:val="left"/>
             </w:pPr>
             <w:r>
@@ -808,6 +936,8 @@
           <w:p>
             <w:pPr>
               <w:pStyle w:val="Compact"/>
+              <w:keepNext/>
+              <w:spacing w:before="0" w:after="60" w:line="240" w:lineRule="auto"/>
               <w:jc w:val="left"/>
             </w:pPr>
             <w:r>
@@ -820,6 +950,8 @@
           <w:p>
             <w:pPr>
               <w:pStyle w:val="Compact"/>
+              <w:keepNext/>
+              <w:spacing w:before="0" w:after="60" w:line="240" w:lineRule="auto"/>
               <w:jc w:val="left"/>
             </w:pPr>
             <w:r>
@@ -832,6 +964,8 @@
           <w:p>
             <w:pPr>
               <w:pStyle w:val="Compact"/>
+              <w:keepNext/>
+              <w:spacing w:before="0" w:after="60" w:line="240" w:lineRule="auto"/>
               <w:jc w:val="left"/>
             </w:pPr>
             <w:r>
@@ -846,14 +980,18 @@
           <w:p>
             <w:pPr>
               <w:pStyle w:val="Compact"/>
-            </w:pPr>
-          </w:p>
-        </w:tc>
-        <w:tc>
-          <w:tcPr/>
-          <w:p>
-            <w:pPr>
-              <w:pStyle w:val="Compact"/>
+              <w:keepNext/>
+              <w:spacing w:before="0" w:after="60" w:line="240" w:lineRule="auto"/>
+            </w:pPr>
+          </w:p>
+        </w:tc>
+        <w:tc>
+          <w:tcPr/>
+          <w:p>
+            <w:pPr>
+              <w:pStyle w:val="Compact"/>
+              <w:keepNext/>
+              <w:spacing w:before="0" w:after="60" w:line="240" w:lineRule="auto"/>
               <w:jc w:val="left"/>
             </w:pPr>
             <w:r>
@@ -866,6 +1004,8 @@
           <w:p>
             <w:pPr>
               <w:pStyle w:val="Compact"/>
+              <w:keepNext/>
+              <w:spacing w:before="0" w:after="60" w:line="240" w:lineRule="auto"/>
               <w:jc w:val="left"/>
             </w:pPr>
             <w:r>
@@ -878,6 +1018,8 @@
           <w:p>
             <w:pPr>
               <w:pStyle w:val="Compact"/>
+              <w:keepNext/>
+              <w:spacing w:before="0" w:after="60" w:line="240" w:lineRule="auto"/>
               <w:jc w:val="left"/>
             </w:pPr>
             <w:r>
@@ -890,6 +1032,8 @@
           <w:p>
             <w:pPr>
               <w:pStyle w:val="Compact"/>
+              <w:keepNext/>
+              <w:spacing w:before="0" w:after="60" w:line="240" w:lineRule="auto"/>
               <w:jc w:val="left"/>
             </w:pPr>
             <w:r>
@@ -904,6 +1048,9 @@
     <w:p>
       <w:pPr>
         <w:pStyle w:val="Heading2"/>
+        <w:keepNext/>
+        <w:pageBreakBefore/>
+        <w:spacing w:before="120" w:after="40" w:line="240" w:lineRule="auto"/>
       </w:pPr>
       <w:r>
         <w:t xml:space="preserve">Task 2: Alphabetical order</w:t>
@@ -912,6 +1059,8 @@
     <w:p>
       <w:pPr>
         <w:pStyle w:val="FirstParagraph"/>
+        <w:keepNext/>
+        <w:spacing w:before="0" w:after="60" w:line="240" w:lineRule="auto"/>
       </w:pPr>
       <w:r>
         <w:t xml:space="preserve">Use the words in the word box.</w:t>
@@ -919,16 +1068,22 @@
     </w:p>
     <w:p>
       <w:pPr>
+        <w:keepNext/>
         <w:numPr>
           <w:ilvl w:val="0"/>
           <w:numId w:val="1001"/>
         </w:numPr>
+        <w:spacing w:before="0" w:after="60" w:line="240" w:lineRule="auto"/>
       </w:pPr>
       <w:r>
         <w:t xml:space="preserve">Write the 12 fruits in alphabetical order.</w:t>
       </w:r>
     </w:p>
     <w:p>
+      <w:pPr>
+        <w:keepNext/>
+        <w:spacing w:before="0" w:after="60" w:line="240" w:lineRule="auto"/>
+      </w:pPr>
       <w:r>
         <w:pict>
           <v:rect style="width:0;height:1.5pt" o:hralign="center" o:hrstd="t" o:hr="t"/>
@@ -936,6 +1091,10 @@
       </w:r>
     </w:p>
     <w:p>
+      <w:pPr>
+        <w:keepNext/>
+        <w:spacing w:before="0" w:after="60" w:line="240" w:lineRule="auto"/>
+      </w:pPr>
       <w:r>
         <w:pict>
           <v:rect style="width:0;height:1.5pt" o:hralign="center" o:hrstd="t" o:hr="t"/>
@@ -944,10 +1103,12 @@
     </w:p>
     <w:p>
       <w:pPr>
+        <w:keepNext/>
         <w:numPr>
           <w:ilvl w:val="0"/>
           <w:numId w:val="1001"/>
         </w:numPr>
+        <w:spacing w:before="0" w:after="60" w:line="240" w:lineRule="auto"/>
       </w:pPr>
       <w:r>
         <w:t xml:space="preserve">Which fruit comes</w:t>
@@ -984,10 +1145,12 @@
     </w:p>
     <w:p>
       <w:pPr>
+        <w:keepNext/>
         <w:numPr>
           <w:ilvl w:val="0"/>
           <w:numId w:val="1000"/>
         </w:numPr>
+        <w:spacing w:before="0" w:after="60" w:line="240" w:lineRule="auto"/>
       </w:pPr>
       <w:r>
         <w:t xml:space="preserve">First: ______________ Last: ______________</w:t>
@@ -995,10 +1158,12 @@
     </w:p>
     <w:p>
       <w:pPr>
+        <w:keepNext/>
         <w:numPr>
           <w:ilvl w:val="0"/>
           <w:numId w:val="1001"/>
         </w:numPr>
+        <w:spacing w:before="0" w:after="60" w:line="240" w:lineRule="auto"/>
       </w:pPr>
       <w:r>
         <w:t xml:space="preserve">Which word comes</w:t>
@@ -1029,10 +1194,12 @@
     </w:p>
     <w:p>
       <w:pPr>
+        <w:keepNext/>
         <w:numPr>
           <w:ilvl w:val="0"/>
           <w:numId w:val="1001"/>
         </w:numPr>
+        <w:spacing w:before="0" w:after="60" w:line="240" w:lineRule="auto"/>
       </w:pPr>
       <w:r>
         <w:t xml:space="preserve">Which word comes</w:t>
@@ -1063,10 +1230,12 @@
     </w:p>
     <w:p>
       <w:pPr>
+        <w:keepNext/>
         <w:numPr>
           <w:ilvl w:val="0"/>
           <w:numId w:val="1001"/>
         </w:numPr>
+        <w:spacing w:before="0" w:after="60" w:line="240" w:lineRule="auto"/>
       </w:pPr>
       <w:r>
         <w:t xml:space="preserve">Which word comes</w:t>
@@ -1113,10 +1282,12 @@
     </w:p>
     <w:p>
       <w:pPr>
+        <w:keepNext/>
         <w:numPr>
           <w:ilvl w:val="0"/>
           <w:numId w:val="1001"/>
         </w:numPr>
+        <w:spacing w:before="0" w:after="60" w:line="240" w:lineRule="auto"/>
       </w:pPr>
       <w:r>
         <w:rPr>
@@ -1150,10 +1321,12 @@
     </w:p>
     <w:p>
       <w:pPr>
+        <w:keepNext/>
         <w:numPr>
           <w:ilvl w:val="0"/>
           <w:numId w:val="1000"/>
         </w:numPr>
+        <w:spacing w:before="0" w:after="60" w:line="240" w:lineRule="auto"/>
       </w:pPr>
       <w:r>
         <w:t xml:space="preserve">True ☐ False ☐</w:t>
@@ -1161,10 +1334,12 @@
     </w:p>
     <w:p>
       <w:pPr>
+        <w:keepNext/>
         <w:numPr>
           <w:ilvl w:val="0"/>
           <w:numId w:val="1001"/>
         </w:numPr>
+        <w:spacing w:before="0" w:after="60" w:line="240" w:lineRule="auto"/>
       </w:pPr>
       <w:r>
         <w:t xml:space="preserve">Where would you find</w:t>
@@ -1188,10 +1363,12 @@
     </w:p>
     <w:p>
       <w:pPr>
+        <w:keepNext/>
         <w:numPr>
           <w:ilvl w:val="0"/>
           <w:numId w:val="1000"/>
         </w:numPr>
+        <w:spacing w:before="0" w:after="60" w:line="240" w:lineRule="auto"/>
       </w:pPr>
       <w:r>
         <w:t xml:space="preserve">A before</w:t>
@@ -1209,10 +1386,12 @@
     </w:p>
     <w:p>
       <w:pPr>
+        <w:keepNext/>
         <w:numPr>
           <w:ilvl w:val="0"/>
           <w:numId w:val="1000"/>
         </w:numPr>
+        <w:spacing w:before="0" w:after="60" w:line="240" w:lineRule="auto"/>
       </w:pPr>
       <w:r>
         <w:t xml:space="preserve">B between</w:t>
@@ -1246,10 +1425,12 @@
     </w:p>
     <w:p>
       <w:pPr>
+        <w:keepNext/>
         <w:numPr>
           <w:ilvl w:val="0"/>
           <w:numId w:val="1000"/>
         </w:numPr>
+        <w:spacing w:before="0" w:after="60" w:line="240" w:lineRule="auto"/>
       </w:pPr>
       <w:r>
         <w:t xml:space="preserve">C between</w:t>
@@ -1283,10 +1464,12 @@
     </w:p>
     <w:p>
       <w:pPr>
+        <w:keepNext/>
         <w:numPr>
           <w:ilvl w:val="0"/>
           <w:numId w:val="1000"/>
         </w:numPr>
+        <w:spacing w:before="0" w:after="60" w:line="240" w:lineRule="auto"/>
       </w:pPr>
       <w:r>
         <w:t xml:space="preserve">D after</w:t>
@@ -1304,10 +1487,12 @@
     </w:p>
     <w:p>
       <w:pPr>
+        <w:keepNext/>
         <w:numPr>
           <w:ilvl w:val="0"/>
           <w:numId w:val="1001"/>
         </w:numPr>
+        <w:spacing w:before="0" w:after="60" w:line="240" w:lineRule="auto"/>
       </w:pPr>
       <w:r>
         <w:rPr>
@@ -1325,10 +1510,12 @@
     </w:p>
     <w:p>
       <w:pPr>
+        <w:keepNext/>
         <w:numPr>
           <w:ilvl w:val="0"/>
           <w:numId w:val="1001"/>
         </w:numPr>
+        <w:spacing w:before="0" w:after="60" w:line="240" w:lineRule="auto"/>
       </w:pPr>
       <w:r>
         <w:t xml:space="preserve">Circle the word which comes</w:t>
@@ -1362,10 +1549,12 @@
     </w:p>
     <w:p>
       <w:pPr>
+        <w:keepNext/>
         <w:numPr>
           <w:ilvl w:val="0"/>
           <w:numId w:val="1000"/>
         </w:numPr>
+        <w:spacing w:before="0" w:after="60" w:line="240" w:lineRule="auto"/>
       </w:pPr>
       <w:r>
         <w:t xml:space="preserve">mango lemon orange</w:t>
@@ -1373,10 +1562,12 @@
     </w:p>
     <w:p>
       <w:pPr>
+        <w:keepNext/>
         <w:numPr>
           <w:ilvl w:val="0"/>
           <w:numId w:val="1001"/>
         </w:numPr>
+        <w:spacing w:before="0" w:after="60" w:line="240" w:lineRule="auto"/>
       </w:pPr>
       <w:r>
         <w:t xml:space="preserve">Circle the word which comes</w:t>
@@ -1410,10 +1601,12 @@
     </w:p>
     <w:p>
       <w:pPr>
+        <w:keepNext/>
         <w:numPr>
           <w:ilvl w:val="0"/>
           <w:numId w:val="1000"/>
         </w:numPr>
+        <w:spacing w:before="0" w:after="60" w:line="240" w:lineRule="auto"/>
       </w:pPr>
       <w:r>
         <w:t xml:space="preserve">pear orange plum</w:t>
@@ -1421,16 +1614,22 @@
     </w:p>
     <w:p>
       <w:pPr>
+        <w:keepNext/>
         <w:numPr>
           <w:ilvl w:val="0"/>
           <w:numId w:val="1001"/>
         </w:numPr>
+        <w:spacing w:before="0" w:after="60" w:line="240" w:lineRule="auto"/>
       </w:pPr>
       <w:r>
         <w:t xml:space="preserve">Put these words in alphabetical order: pineapple, plum, pear, peach.</w:t>
       </w:r>
     </w:p>
     <w:p>
+      <w:pPr>
+        <w:keepNext/>
+        <w:spacing w:before="0" w:after="60" w:line="240" w:lineRule="auto"/>
+      </w:pPr>
       <w:r>
         <w:pict>
           <v:rect style="width:0;height:1.5pt" o:hralign="center" o:hrstd="t" o:hr="t"/>
@@ -1439,10 +1638,12 @@
     </w:p>
     <w:p>
       <w:pPr>
+        <w:keepNext/>
         <w:numPr>
           <w:ilvl w:val="0"/>
           <w:numId w:val="1000"/>
         </w:numPr>
+        <w:spacing w:before="0" w:after="60" w:line="240" w:lineRule="auto"/>
       </w:pPr>
       <w:r>
         <w:t xml:space="preserve">Which word is</w:t>
@@ -1463,10 +1664,12 @@
     </w:p>
     <w:p>
       <w:pPr>
+        <w:keepNext/>
         <w:numPr>
           <w:ilvl w:val="0"/>
           <w:numId w:val="1001"/>
         </w:numPr>
+        <w:spacing w:before="0" w:after="60" w:line="240" w:lineRule="auto"/>
       </w:pPr>
       <w:r>
         <w:t xml:space="preserve">Which list is in the correct alphabetical order? Circle ONE letter.</w:t>
@@ -1502,6 +1705,8 @@
           <w:p>
             <w:pPr>
               <w:pStyle w:val="Compact"/>
+              <w:keepNext/>
+              <w:spacing w:before="0" w:after="60" w:line="240" w:lineRule="auto"/>
               <w:jc w:val="left"/>
             </w:pPr>
             <w:r>
@@ -1514,6 +1719,8 @@
           <w:p>
             <w:pPr>
               <w:pStyle w:val="Compact"/>
+              <w:keepNext/>
+              <w:spacing w:before="0" w:after="60" w:line="240" w:lineRule="auto"/>
               <w:jc w:val="left"/>
             </w:pPr>
             <w:r>
@@ -1526,6 +1733,8 @@
           <w:p>
             <w:pPr>
               <w:pStyle w:val="Compact"/>
+              <w:keepNext/>
+              <w:spacing w:before="0" w:after="60" w:line="240" w:lineRule="auto"/>
               <w:jc w:val="left"/>
             </w:pPr>
             <w:r>
@@ -1540,6 +1749,8 @@
           <w:p>
             <w:pPr>
               <w:pStyle w:val="Compact"/>
+              <w:keepNext/>
+              <w:spacing w:before="0" w:after="60" w:line="240" w:lineRule="auto"/>
               <w:jc w:val="left"/>
             </w:pPr>
             <w:r>
@@ -1552,6 +1763,8 @@
           <w:p>
             <w:pPr>
               <w:pStyle w:val="Compact"/>
+              <w:keepNext/>
+              <w:spacing w:before="0" w:after="60" w:line="240" w:lineRule="auto"/>
               <w:jc w:val="left"/>
             </w:pPr>
             <w:r>
@@ -1564,6 +1777,8 @@
           <w:p>
             <w:pPr>
               <w:pStyle w:val="Compact"/>
+              <w:keepNext/>
+              <w:spacing w:before="0" w:after="60" w:line="240" w:lineRule="auto"/>
               <w:jc w:val="left"/>
             </w:pPr>
             <w:r>
@@ -1578,6 +1793,8 @@
           <w:p>
             <w:pPr>
               <w:pStyle w:val="Compact"/>
+              <w:keepNext/>
+              <w:spacing w:before="0" w:after="60" w:line="240" w:lineRule="auto"/>
               <w:jc w:val="left"/>
             </w:pPr>
             <w:r>
@@ -1590,6 +1807,8 @@
           <w:p>
             <w:pPr>
               <w:pStyle w:val="Compact"/>
+              <w:keepNext/>
+              <w:spacing w:before="0" w:after="60" w:line="240" w:lineRule="auto"/>
               <w:jc w:val="left"/>
             </w:pPr>
             <w:r>
@@ -1602,6 +1821,8 @@
           <w:p>
             <w:pPr>
               <w:pStyle w:val="Compact"/>
+              <w:keepNext/>
+              <w:spacing w:before="0" w:after="60" w:line="240" w:lineRule="auto"/>
               <w:jc w:val="left"/>
             </w:pPr>
             <w:r>
@@ -1616,6 +1837,8 @@
           <w:p>
             <w:pPr>
               <w:pStyle w:val="Compact"/>
+              <w:keepNext/>
+              <w:spacing w:before="0" w:after="60" w:line="240" w:lineRule="auto"/>
               <w:jc w:val="left"/>
             </w:pPr>
             <w:r>
@@ -1628,6 +1851,8 @@
           <w:p>
             <w:pPr>
               <w:pStyle w:val="Compact"/>
+              <w:keepNext/>
+              <w:spacing w:before="0" w:after="60" w:line="240" w:lineRule="auto"/>
               <w:jc w:val="left"/>
             </w:pPr>
             <w:r>
@@ -1640,6 +1865,8 @@
           <w:p>
             <w:pPr>
               <w:pStyle w:val="Compact"/>
+              <w:keepNext/>
+              <w:spacing w:before="0" w:after="60" w:line="240" w:lineRule="auto"/>
               <w:jc w:val="left"/>
             </w:pPr>
             <w:r>
@@ -1654,6 +1881,8 @@
           <w:p>
             <w:pPr>
               <w:pStyle w:val="Compact"/>
+              <w:keepNext/>
+              <w:spacing w:before="0" w:after="60" w:line="240" w:lineRule="auto"/>
               <w:jc w:val="left"/>
             </w:pPr>
             <w:r>
@@ -1666,6 +1895,8 @@
           <w:p>
             <w:pPr>
               <w:pStyle w:val="Compact"/>
+              <w:keepNext/>
+              <w:spacing w:before="0" w:after="60" w:line="240" w:lineRule="auto"/>
               <w:jc w:val="left"/>
             </w:pPr>
             <w:r>
@@ -1678,6 +1909,8 @@
           <w:p>
             <w:pPr>
               <w:pStyle w:val="Compact"/>
+              <w:keepNext/>
+              <w:spacing w:before="0" w:after="60" w:line="240" w:lineRule="auto"/>
               <w:jc w:val="left"/>
             </w:pPr>
             <w:r>
@@ -1689,10 +1922,12 @@
     </w:tbl>
     <w:p>
       <w:pPr>
+        <w:keepNext/>
         <w:numPr>
           <w:ilvl w:val="0"/>
           <w:numId w:val="1001"/>
         </w:numPr>
+        <w:spacing w:before="0" w:after="60" w:line="240" w:lineRule="auto"/>
       </w:pPr>
       <w:r>
         <w:t xml:space="preserve">Two words are in the wrong order. Which two?</w:t>
@@ -1700,10 +1935,12 @@
     </w:p>
     <w:p>
       <w:pPr>
+        <w:keepNext/>
         <w:numPr>
           <w:ilvl w:val="0"/>
           <w:numId w:val="1000"/>
         </w:numPr>
+        <w:spacing w:before="0" w:after="60" w:line="240" w:lineRule="auto"/>
       </w:pPr>
       <w:r>
         <w:t xml:space="preserve">banana, coconut, lemon, grapes, mango</w:t>
@@ -1711,10 +1948,12 @@
     </w:p>
     <w:p>
       <w:pPr>
+        <w:keepNext/>
         <w:numPr>
           <w:ilvl w:val="0"/>
           <w:numId w:val="1000"/>
         </w:numPr>
+        <w:spacing w:before="0" w:after="60" w:line="240" w:lineRule="auto"/>
       </w:pPr>
       <w:r>
         <w:t xml:space="preserve">______________ and ______________</w:t>
@@ -1722,10 +1961,12 @@
     </w:p>
     <w:p>
       <w:pPr>
+        <w:keepNext/>
         <w:numPr>
           <w:ilvl w:val="0"/>
           <w:numId w:val="1001"/>
         </w:numPr>
+        <w:spacing w:before="0" w:after="60" w:line="240" w:lineRule="auto"/>
       </w:pPr>
       <w:r>
         <w:t xml:space="preserve">Write one fruit that comes</w:t>
@@ -1761,7 +2002,7 @@
     <w:bookmarkStart w:id="25" w:name="answers-teacher-copy"/>
     <w:sectPr>
       <w:pgSz w:h="16838" w:w="11906"/>
-      <w:pgMar w:bottom="1020" w:left="1020" w:right="1020" w:top="1020"/>
+      <w:pgMar w:bottom="680" w:left="737" w:right="737" w:top="680" w:header="340" w:footer="340"/>
     </w:sectPr>
   </w:body>
 </w:document>
